--- a/files/Lai_CV_Robotics-Embedded.docx
+++ b/files/Lai_CV_Robotics-Embedded.docx
@@ -656,85 +656,6 @@
           <w:szCs w:val="20"/>
         </w:rPr>
         <w:t>Delivered presentations to HKUST Sports Dept and LCSD for facility funding</w:t>
-      </w:r>
-    </w:p>
-    <w:p>
-      <w:pPr>
-        <w:tabs>
-          <w:tab w:val="right" w:pos="9360"/>
-        </w:tabs>
-        <w:spacing w:before="160" w:after="0"/>
-      </w:pPr>
-      <w:r>
-        <w:rPr>
-          <w:rFonts w:ascii="Arial" w:cs="Arial" w:eastAsia="Arial" w:hAnsi="Arial"/>
-          <w:b/>
-          <w:bCs/>
-          <w:sz w:val="21"/>
-          <w:szCs w:val="21"/>
-        </w:rPr>
-        <w:t>Lead Climbing Coach &amp; Data Manager</w:t>
-      </w:r>
-      <w:r>
-        <w:rPr>
-          <w:rFonts w:ascii="Arial" w:cs="Arial" w:eastAsia="Arial" w:hAnsi="Arial"/>
-          <w:color w:val="888888"/>
-          <w:sz w:val="18"/>
-          <w:szCs w:val="18"/>
-        </w:rPr>
-        <w:t>2024 – Present</w:t>
-      </w:r>
-    </w:p>
-    <w:p>
-      <w:pPr>
-        <w:spacing w:before="0" w:after="40"/>
-      </w:pPr>
-      <w:r>
-        <w:rPr>
-          <w:rFonts w:ascii="Arial" w:cs="Arial" w:eastAsia="Arial" w:hAnsi="Arial"/>
-          <w:i/>
-          <w:iCs/>
-          <w:color w:val="B8613E"/>
-          <w:sz w:val="19"/>
-          <w:szCs w:val="19"/>
-        </w:rPr>
-        <w:t>Lead Climbing Gyms</w:t>
-      </w:r>
-    </w:p>
-    <w:p>
-      <w:pPr>
-        <w:pStyle w:val="ListParagraph"/>
-        <w:numPr>
-          <w:ilvl w:val="0"/>
-          <w:numId w:val="2"/>
-        </w:numPr>
-        <w:spacing w:before="28" w:after="28"/>
-      </w:pPr>
-      <w:r>
-        <w:rPr>
-          <w:rFonts w:ascii="Arial" w:cs="Arial" w:eastAsia="Arial" w:hAnsi="Arial"/>
-          <w:sz w:val="20"/>
-          <w:szCs w:val="20"/>
-        </w:rPr>
-        <w:t>Delivered customised training programmes for 20+ students</w:t>
-      </w:r>
-    </w:p>
-    <w:p>
-      <w:pPr>
-        <w:pStyle w:val="ListParagraph"/>
-        <w:numPr>
-          <w:ilvl w:val="0"/>
-          <w:numId w:val="2"/>
-        </w:numPr>
-        <w:spacing w:before="28" w:after="28"/>
-      </w:pPr>
-      <w:r>
-        <w:rPr>
-          <w:rFonts w:ascii="Arial" w:cs="Arial" w:eastAsia="Arial" w:hAnsi="Arial"/>
-          <w:sz w:val="20"/>
-          <w:szCs w:val="20"/>
-        </w:rPr>
-        <w:t>Managed 300+ entry client database; coordinated schedules and operations</w:t>
       </w:r>
     </w:p>
     <w:p>
